--- a/content/Bios/Edward_Stevens.docx
+++ b/content/Bios/Edward_Stevens.docx
@@ -1,154 +1,8 @@
 
 <file path=word/document.xml><?xml version="1.0" encoding="utf-8"?>
-<w:document xmlns:w14="http://schemas.microsoft.com/office/word/2010/wordml" xmlns:wp14="http://schemas.microsoft.com/office/word/2010/wordprocessingDrawing" xmlns:w="http://schemas.openxmlformats.org/wordprocessingml/2006/main" xmlns:m="http://schemas.openxmlformats.org/officeDocument/2006/math" xmlns:r="http://schemas.openxmlformats.org/officeDocument/2006/relationships" xmlns:o="urn:schemas-microsoft-com:office:office" xmlns:v="urn:schemas-microsoft-com:vml" xmlns:w10="urn:schemas-microsoft-com:office:word" xmlns:a="http://schemas.openxmlformats.org/drawingml/2006/main" xmlns:pic="http://schemas.openxmlformats.org/drawingml/2006/picture" xmlns:wp="http://schemas.openxmlformats.org/drawingml/2006/wordprocessingDrawing" xmlns:mc="http://schemas.openxmlformats.org/markup-compatibility/2006" mc:Ignorable="w14 wp14">
+<w:document xmlns:ns1="http://schemas.openxmlformats.org/markup-compatibility/2006" xmlns:ns2="http://schemas.microsoft.com/office/word/2010/wordml" xmlns:w="http://schemas.openxmlformats.org/wordprocessingml/2006/main" ns1:Ignorable="w14 wp14">
   <w:body>
-    <w:p xmlns:wp14="http://schemas.microsoft.com/office/word/2010/wordml" wp14:textId="77777777">
-      <w:pPr>
-        <w:pStyle w:val="FirstParagraph"/>
-      </w:pPr>
-      <w:r>
-        <w:rPr/>
-        <w:t>1990 Hall of Fame Inductee Ed Stevens – Arvada</w:t>
-      </w:r>
-      <w:r>
-        <w:rPr/>
-        <w:t xml:space="preserve"> </w:t>
-      </w:r>
-      <w:r>
-        <w:rPr/>
-        <w:t xml:space="preserve">Ed Stevens began forming his legacy at </w:t>
-      </w:r>
-      <w:r>
-        <w:rPr/>
-        <w:t>a young age</w:t>
-      </w:r>
-      <w:r>
-        <w:rPr/>
-        <w:t xml:space="preserve"> on the South Side of Chicago. Following the death</w:t>
-      </w:r>
-      <w:r>
-        <w:rPr/>
-        <w:t xml:space="preserve"> </w:t>
-      </w:r>
-      <w:r>
-        <w:rPr/>
-        <w:t>of his father, at the age of 13, he was forced to drop out of school to work full time to support his</w:t>
-      </w:r>
-      <w:r>
-        <w:rPr/>
-        <w:t xml:space="preserve"> </w:t>
-      </w:r>
-      <w:r>
-        <w:rPr/>
-        <w:t xml:space="preserve">mother and two brothers. When he was 19, his family moved to </w:t>
-      </w:r>
-      <w:r>
-        <w:rPr/>
-        <w:t>Golden</w:t>
-      </w:r>
-      <w:r>
-        <w:rPr/>
-        <w:t>.</w:t>
-      </w:r>
-      <w:r>
-        <w:rPr/>
-        <w:t xml:space="preserve"> </w:t>
-      </w:r>
-      <w:r>
-        <w:rPr/>
-        <w:t>Ed dedicated his life to softball and baseball. He played softball in one of the most competitive leagues</w:t>
-      </w:r>
-      <w:r>
-        <w:rPr/>
-        <w:t xml:space="preserve"> </w:t>
-      </w:r>
-      <w:r>
-        <w:rPr/>
-        <w:t>in Denver and eventually turned to umpiring and coaching.</w:t>
-      </w:r>
-      <w:r>
-        <w:rPr/>
-        <w:t xml:space="preserve"> </w:t>
-      </w:r>
-      <w:r>
-        <w:rPr/>
-        <w:t>For more than three decades, he was considered one of Colorado’s top high school and college umpires.</w:t>
-      </w:r>
-      <w:r>
-        <w:rPr/>
-        <w:t xml:space="preserve"> </w:t>
-      </w:r>
-      <w:r>
-        <w:rPr/>
-        <w:t>He also was a nationally recognized ASA fast pitch softball umpire — becoming the only man to have</w:t>
-      </w:r>
-      <w:r>
-        <w:rPr/>
-        <w:t xml:space="preserve"> </w:t>
-      </w:r>
-      <w:r>
-        <w:rPr/>
-        <w:t>played (1957) and umpired (1971) in a national tournament.</w:t>
-      </w:r>
-      <w:r>
-        <w:rPr/>
-        <w:t xml:space="preserve"> </w:t>
-      </w:r>
-      <w:r>
-        <w:rPr/>
-        <w:t>He served many years as a member of the board of directors for AABC baseball and was commissioner</w:t>
-      </w:r>
-      <w:r>
-        <w:rPr/>
-        <w:t xml:space="preserve"> </w:t>
-      </w:r>
-      <w:r>
-        <w:rPr/>
-        <w:t>of many local leagues as well as tournament director for countless state and regional tournaments.</w:t>
-      </w:r>
-      <w:r>
-        <w:rPr/>
-        <w:t xml:space="preserve"> </w:t>
-      </w:r>
-      <w:r>
-        <w:rPr/>
-        <w:t>Ed was one of the pioneers of Arvada Junior Baseball. He coached his son’s 10-year-old team as well as</w:t>
-      </w:r>
-      <w:r>
-        <w:rPr/>
-        <w:t xml:space="preserve"> </w:t>
-      </w:r>
-      <w:r>
-        <w:rPr/>
-        <w:t>B Legion team for Arvada High School. He also coached in the summers, winning back-to-back</w:t>
-      </w:r>
-      <w:r>
-        <w:rPr/>
-        <w:t xml:space="preserve"> </w:t>
-      </w:r>
-      <w:r>
-        <w:rPr/>
-        <w:t>American Legion state championships in 1980 and 1981 — a first in Colorado history.</w:t>
-      </w:r>
-    </w:p>
-    <w:p>
-      <w:pPr>
-        <w:pStyle w:val="BodyText"/>
-      </w:pPr>
-    </w:p>
-    <w:p>
-      <w:pPr>
-        <w:pStyle w:val="Title"/>
-      </w:pPr>
-      <w:r>
-        <w:rPr>
-          <w:noProof w:val="0"/>
-          <w:lang w:val="en-US"/>
-        </w:rPr>
-        <w:t>Revised Biography: Ed Stevens</w:t>
-      </w:r>
-    </w:p>
-    <w:p>
+    <w:p ns2:paraId="55C3D637" ns2:textId="101125E9">
       <w:pPr>
         <w:pStyle w:val="Subtitle"/>
         <w:rPr/>
@@ -161,7 +15,7 @@
         <w:t>1990 Hall of Fame Inductee – Arvada</w:t>
       </w:r>
     </w:p>
-    <w:p>
+    <w:p ns2:paraId="5CE17D12" ns2:textId="3274C001">
       <w:pPr>
         <w:spacing w:before="0" w:beforeAutospacing="off" w:after="0" w:afterAutospacing="off" w:line="300" w:lineRule="auto"/>
         <w:rPr>
@@ -219,7 +73,7 @@
         <w:t xml:space="preserve"> to Golden, where Ed began a lifelong commitment to softball and baseball.</w:t>
       </w:r>
     </w:p>
-    <w:p>
+    <w:p ns2:paraId="34E31242" ns2:textId="1C6D3011">
       <w:pPr>
         <w:spacing w:before="0" w:beforeAutospacing="off" w:after="0" w:afterAutospacing="off" w:line="300" w:lineRule="auto"/>
         <w:rPr>
@@ -249,7 +103,7 @@
         <w:t>He competed in one of Denver’s most competitive softball leagues before transitioning to umpiring and coaching. For more than three decades, he was regarded as one of Colorado’s top high school and college umpires. He also earned national recognition as an ASA fast pitch softball umpire, becoming the only man to both play in a national tournament (1957) and later umpire in one (1971).</w:t>
       </w:r>
     </w:p>
-    <w:p>
+    <w:p ns2:paraId="79EB18AB" ns2:textId="1DF8687B">
       <w:pPr>
         <w:spacing w:before="0" w:beforeAutospacing="off" w:after="0" w:afterAutospacing="off" w:line="300" w:lineRule="auto"/>
         <w:rPr>
@@ -363,7 +217,7 @@
         <w:t>, he helped build opportunities for young athletes across the community.</w:t>
       </w:r>
     </w:p>
-    <w:p>
+    <w:p ns2:paraId="1DCE8551" ns2:textId="092A3F34">
       <w:pPr>
         <w:spacing w:before="0" w:beforeAutospacing="off" w:after="0" w:afterAutospacing="off" w:line="300" w:lineRule="auto"/>
         <w:rPr>
@@ -421,7 +275,7 @@
         <w:t>. During the summers, he guided his American Legion squads to back‑to‑back state championships in 1980 and 1981 — the first time in Colorado history a program achieved consecutive titles. Ed Stevens’ impact on youth baseball and officiating continues to shape the Arvada and Denver‑area sports community.</w:t>
       </w:r>
     </w:p>
-    <w:p>
+    <w:p ns2:paraId="5117D527" ns2:textId="076A14F8">
       <w:pPr>
         <w:pStyle w:val="BodyText"/>
       </w:pPr>
